--- a/tfl/tables/T-EFF-05.docx
+++ b/tfl/tables/T-EFF-05.docx
@@ -2432,7 +2432,7 @@
           <w:szCs w:val="14"/>
           <w:color w:val="C0392B"/>
         </w:rPr>
-        <w:t xml:space="preserve">DRAFT — produced 2026-05-16 — synthetic data, NOT for regulatory submission</w:t>
+        <w:t xml:space="preserve">DRAFT — produced 2026-05-17 — synthetic data, NOT for regulatory submission</w:t>
       </w:r>
     </w:p>
     <w:sectPr>

--- a/tfl/tables/T-EFF-05.docx
+++ b/tfl/tables/T-EFF-05.docx
@@ -129,7 +129,7 @@
           <w:szCs w:val="18"/>
           <w:color w:val="444444"/>
         </w:rPr>
-        <w:t xml:space="preserve">Response Evaluable Population (N=432)</w:t>
+        <w:t xml:space="preserve">Response Evaluable Population (N=431)</w:t>
       </w:r>
     </w:p>
     <w:p>
@@ -288,7 +288,7 @@
                 <w:szCs w:val="18"/>
                 <w:color w:val="FFFFFF"/>
               </w:rPr>
-              <w:t xml:space="preserve">(N=220)</w:t>
+              <w:t xml:space="preserve">(N=219)</w:t>
             </w:r>
           </w:p>
         </w:tc>
@@ -484,7 +484,7 @@
                 <w:szCs w:val="18"/>
                 <w:color w:val="000000"/>
               </w:rPr>
-              <w:t xml:space="preserve">220</w:t>
+              <w:t xml:space="preserve">219</w:t>
             </w:r>
           </w:p>
         </w:tc>
@@ -824,7 +824,7 @@
                 <w:szCs w:val="18"/>
                 <w:color w:val="000000"/>
               </w:rPr>
-              <w:t xml:space="preserve">10 (4.5)</w:t>
+              <w:t xml:space="preserve">7 (3.2)</w:t>
             </w:r>
           </w:p>
         </w:tc>
@@ -879,7 +879,7 @@
                 <w:szCs w:val="18"/>
                 <w:color w:val="000000"/>
               </w:rPr>
-              <w:t xml:space="preserve">2 (0.9)</w:t>
+              <w:t xml:space="preserve">4 (1.9)</w:t>
             </w:r>
           </w:p>
         </w:tc>
@@ -994,7 +994,7 @@
                 <w:szCs w:val="18"/>
                 <w:color w:val="000000"/>
               </w:rPr>
-              <w:t xml:space="preserve">76 (34.5)</w:t>
+              <w:t xml:space="preserve">80 (36.5)</w:t>
             </w:r>
           </w:p>
         </w:tc>
@@ -1049,7 +1049,7 @@
                 <w:szCs w:val="18"/>
                 <w:color w:val="000000"/>
               </w:rPr>
-              <w:t xml:space="preserve">30 (14.2)</w:t>
+              <w:t xml:space="preserve">36 (17.0)</w:t>
             </w:r>
           </w:p>
         </w:tc>
@@ -1164,7 +1164,7 @@
                 <w:szCs w:val="18"/>
                 <w:color w:val="000000"/>
               </w:rPr>
-              <w:t xml:space="preserve">102 (46.4)</w:t>
+              <w:t xml:space="preserve">102 (46.6)</w:t>
             </w:r>
           </w:p>
         </w:tc>
@@ -1219,7 +1219,7 @@
                 <w:szCs w:val="18"/>
                 <w:color w:val="000000"/>
               </w:rPr>
-              <w:t xml:space="preserve">136 (64.2)</w:t>
+              <w:t xml:space="preserve">129 (60.8)</w:t>
             </w:r>
           </w:p>
         </w:tc>
@@ -1334,7 +1334,7 @@
                 <w:szCs w:val="18"/>
                 <w:color w:val="000000"/>
               </w:rPr>
-              <w:t xml:space="preserve">11 (5.0)</w:t>
+              <w:t xml:space="preserve">8 (3.7)</w:t>
             </w:r>
           </w:p>
         </w:tc>
@@ -1389,7 +1389,7 @@
                 <w:szCs w:val="18"/>
                 <w:color w:val="000000"/>
               </w:rPr>
-              <w:t xml:space="preserve">26 (12.3)</w:t>
+              <w:t xml:space="preserve">25 (11.8)</w:t>
             </w:r>
           </w:p>
         </w:tc>
@@ -1504,7 +1504,7 @@
                 <w:szCs w:val="18"/>
                 <w:color w:val="000000"/>
               </w:rPr>
-              <w:t xml:space="preserve">21 (9.5)</w:t>
+              <w:t xml:space="preserve">22 (10.0)</w:t>
             </w:r>
           </w:p>
         </w:tc>
@@ -1674,7 +1674,7 @@
                 <w:szCs w:val="18"/>
                 <w:color w:val="000000"/>
               </w:rPr>
-              <w:t xml:space="preserve">86 (39.1)</w:t>
+              <w:t xml:space="preserve">87 (39.7)</w:t>
             </w:r>
           </w:p>
         </w:tc>
@@ -1729,7 +1729,7 @@
                 <w:szCs w:val="18"/>
                 <w:color w:val="000000"/>
               </w:rPr>
-              <w:t xml:space="preserve">32 (15.1)</w:t>
+              <w:t xml:space="preserve">40 (18.9)</w:t>
             </w:r>
           </w:p>
         </w:tc>
@@ -1844,7 +1844,7 @@
                 <w:szCs w:val="18"/>
                 <w:color w:val="000000"/>
               </w:rPr>
-              <w:t xml:space="preserve">(32.6, 45.9)</w:t>
+              <w:t xml:space="preserve">(33.2, 46.5)</w:t>
             </w:r>
           </w:p>
         </w:tc>
@@ -1899,7 +1899,7 @@
                 <w:szCs w:val="18"/>
                 <w:color w:val="000000"/>
               </w:rPr>
-              <w:t xml:space="preserve">(10.6, 20.6)</w:t>
+              <w:t xml:space="preserve">(13.8, 24.8)</w:t>
             </w:r>
           </w:p>
         </w:tc>
@@ -2014,7 +2014,7 @@
                 <w:szCs w:val="18"/>
                 <w:color w:val="000000"/>
               </w:rPr>
-              <w:t xml:space="preserve">24.0 (15.9, 32.0)</w:t>
+              <w:t xml:space="preserve">20.9 (12.5, 29.2)</w:t>
             </w:r>
           </w:p>
         </w:tc>

--- a/tfl/tables/T-EFF-05.docx
+++ b/tfl/tables/T-EFF-05.docx
@@ -2432,7 +2432,7 @@
           <w:szCs w:val="14"/>
           <w:color w:val="C0392B"/>
         </w:rPr>
-        <w:t xml:space="preserve">DRAFT — produced 2026-05-17 — synthetic data, NOT for regulatory submission</w:t>
+        <w:t xml:space="preserve">DRAFT — produced 2026-06-05 — synthetic data, NOT for regulatory submission</w:t>
       </w:r>
     </w:p>
     <w:sectPr>

--- a/tfl/tables/T-EFF-05.docx
+++ b/tfl/tables/T-EFF-05.docx
@@ -2432,7 +2432,7 @@
           <w:szCs w:val="14"/>
           <w:color w:val="C0392B"/>
         </w:rPr>
-        <w:t xml:space="preserve">DRAFT — produced 2026-06-05 — synthetic data, NOT for regulatory submission</w:t>
+        <w:t xml:space="preserve">DRAFT — produced 2026-07-19 — synthetic data, NOT for regulatory submission</w:t>
       </w:r>
     </w:p>
     <w:sectPr>
